--- a/ARMR_Assignment1_Report.docx
+++ b/ARMR_Assignment1_Report.docx
@@ -3656,6 +3656,69 @@
           <w:szCs w:val="22"/>
         </w:rPr>
         <w:drawing>
+          <wp:anchor distT="0" distB="0" distL="114300" distR="114300" simplePos="0" relativeHeight="251661312" behindDoc="0" locked="0" layoutInCell="1" allowOverlap="1" wp14:anchorId="688035D3" wp14:editId="78AF59F9">
+            <wp:simplePos x="0" y="0"/>
+            <wp:positionH relativeFrom="margin">
+              <wp:posOffset>152400</wp:posOffset>
+            </wp:positionH>
+            <wp:positionV relativeFrom="paragraph">
+              <wp:posOffset>2081530</wp:posOffset>
+            </wp:positionV>
+            <wp:extent cx="1744980" cy="2357755"/>
+            <wp:effectExtent l="0" t="0" r="7620" b="4445"/>
+            <wp:wrapTopAndBottom/>
+            <wp:docPr id="1123372458" name="Picture 1"/>
+            <wp:cNvGraphicFramePr>
+              <a:graphicFrameLocks xmlns:a="http://schemas.openxmlformats.org/drawingml/2006/main" noChangeAspect="1"/>
+            </wp:cNvGraphicFramePr>
+            <a:graphic xmlns:a="http://schemas.openxmlformats.org/drawingml/2006/main">
+              <a:graphicData uri="http://schemas.openxmlformats.org/drawingml/2006/picture">
+                <pic:pic xmlns:pic="http://schemas.openxmlformats.org/drawingml/2006/picture">
+                  <pic:nvPicPr>
+                    <pic:cNvPr id="1123372458" name="Picture 1123372458"/>
+                    <pic:cNvPicPr/>
+                  </pic:nvPicPr>
+                  <pic:blipFill>
+                    <a:blip r:embed="rId7" cstate="print">
+                      <a:extLst>
+                        <a:ext uri="{28A0092B-C50C-407E-A947-70E740481C1C}">
+                          <a14:useLocalDpi xmlns:a14="http://schemas.microsoft.com/office/drawing/2010/main" val="0"/>
+                        </a:ext>
+                      </a:extLst>
+                    </a:blip>
+                    <a:stretch>
+                      <a:fillRect/>
+                    </a:stretch>
+                  </pic:blipFill>
+                  <pic:spPr>
+                    <a:xfrm>
+                      <a:off x="0" y="0"/>
+                      <a:ext cx="1744980" cy="2357755"/>
+                    </a:xfrm>
+                    <a:prstGeom prst="rect">
+                      <a:avLst/>
+                    </a:prstGeom>
+                  </pic:spPr>
+                </pic:pic>
+              </a:graphicData>
+            </a:graphic>
+            <wp14:sizeRelH relativeFrom="margin">
+              <wp14:pctWidth>0</wp14:pctWidth>
+            </wp14:sizeRelH>
+            <wp14:sizeRelV relativeFrom="margin">
+              <wp14:pctHeight>0</wp14:pctHeight>
+            </wp14:sizeRelV>
+          </wp:anchor>
+        </w:drawing>
+      </w:r>
+      <w:r>
+        <w:rPr>
+          <w:rFonts w:ascii="Times New Roman" w:hAnsi="Times New Roman" w:cs="Times New Roman"/>
+          <w:noProof/>
+          <w:sz w:val="22"/>
+          <w:szCs w:val="22"/>
+        </w:rPr>
+        <w:drawing>
           <wp:anchor distT="0" distB="0" distL="114300" distR="114300" simplePos="0" relativeHeight="251660288" behindDoc="0" locked="0" layoutInCell="1" allowOverlap="1" wp14:anchorId="6FCFD1B1" wp14:editId="48B74A96">
             <wp:simplePos x="0" y="0"/>
             <wp:positionH relativeFrom="column">
@@ -3679,7 +3742,7 @@
                     <pic:cNvPicPr/>
                   </pic:nvPicPr>
                   <pic:blipFill>
-                    <a:blip r:embed="rId7" cstate="print">
+                    <a:blip r:embed="rId8" cstate="print">
                       <a:extLst>
                         <a:ext uri="{28A0092B-C50C-407E-A947-70E740481C1C}">
                           <a14:useLocalDpi xmlns:a14="http://schemas.microsoft.com/office/drawing/2010/main" val="0"/>
@@ -3742,7 +3805,7 @@
                     <pic:cNvPicPr/>
                   </pic:nvPicPr>
                   <pic:blipFill>
-                    <a:blip r:embed="rId8" cstate="print">
+                    <a:blip r:embed="rId9" cstate="print">
                       <a:extLst>
                         <a:ext uri="{28A0092B-C50C-407E-A947-70E740481C1C}">
                           <a14:useLocalDpi xmlns:a14="http://schemas.microsoft.com/office/drawing/2010/main" val="0"/>
@@ -4231,7 +4294,6 @@
           <w:sz w:val="22"/>
           <w:szCs w:val="22"/>
         </w:rPr>
-        <w:lastRenderedPageBreak/>
         <w:t>Components Used</w:t>
       </w:r>
     </w:p>
@@ -4978,7 +5040,7 @@
       </w:pPr>
     </w:p>
     <w:sectPr>
-      <w:headerReference w:type="default" r:id="rId9"/>
+      <w:headerReference w:type="default" r:id="rId10"/>
       <w:pgSz w:w="11906" w:h="16838"/>
       <w:pgMar w:top="720" w:right="900" w:bottom="660" w:left="900" w:header="708" w:footer="708" w:gutter="0"/>
       <w:cols w:space="720"/>
